--- a/reports/american_productivity_tax_reform_2026-04-05.docx
+++ b/reports/american_productivity_tax_reform_2026-04-05.docx
@@ -5824,7 +5824,7 @@
                 <w:sz w:val="21"/>
                 <w:szCs w:val="21"/>
               </w:rPr>
-              <w:t xml:space="preserve">Revenue returned to financial institutions conditioned on deployment into: manufacturing, infrastructure, minerals, energy, housing, strategic reserves (gold, foreign currency, critical minerals).</w:t>
+              <w:t xml:space="preserve">Revenue returned to financial institutions — including high-frequency trading firms, hedge funds, and private equity — conditioned on deployment into qualifying productive investment: manufacturing, infrastructure, minerals, energy, housing, strategic reserves (gold, foreign currency, critical minerals). Participation requires a designated separate account, full audit trail, and independent certification of deployment. Misuse of rebate funds carries criminal liability. This is not a rate carve-out. Every participant pays the full flat rate. The rebate is the productive investment incentive — available equally to any entity willing to put capital to work in the real economy.</w:t>
             </w:r>
           </w:p>
         </w:tc>
@@ -6429,6 +6429,23 @@
                 <w:szCs w:val="22"/>
               </w:rPr>
               <w:t xml:space="preserve">Uniformity is the reform. Defending uniformity is defending everything.</w:t>
+            </w:r>
+          </w:p>
+          <w:p>
+            <w:pPr>
+              <w:spacing w:before="80"/>
+              <w:jc w:val="center"/>
+            </w:pPr>
+            <w:r>
+              <w:rPr>
+                <w:rFonts w:ascii="Arial" w:cs="Arial" w:eastAsia="Arial" w:hAnsi="Arial"/>
+                <w:i/>
+                <w:iCs/>
+                <w:color w:val="FFFFFF"/>
+                <w:sz w:val="21"/>
+                <w:szCs w:val="21"/>
+              </w:rPr>
+              <w:t xml:space="preserve">The federal government’s own transactions are subject to this rate. State governments’ transactions are subject to this rate. No entity — public or private — receives an exemption the US government itself does not receive. When the financial sector requests a carve-out, the answer is: explain why you deserve a privilege that Congress, the Pentagon, and the Treasury do not.</w:t>
             </w:r>
           </w:p>
         </w:tc>

--- a/reports/american_productivity_tax_reform_2026-04-05.docx
+++ b/reports/american_productivity_tax_reform_2026-04-05.docx
@@ -5824,7 +5824,7 @@
                 <w:sz w:val="21"/>
                 <w:szCs w:val="21"/>
               </w:rPr>
-              <w:t xml:space="preserve">Revenue returned to financial institutions — including high-frequency trading firms, hedge funds, and private equity — conditioned on deployment into qualifying productive investment: manufacturing, infrastructure, minerals, energy, housing, strategic reserves (gold, foreign currency, critical minerals). Participation requires a designated separate account, full audit trail, and independent certification of deployment. Misuse of rebate funds carries criminal liability. This is not a rate carve-out. Every participant pays the full flat rate. The rebate is the productive investment incentive — available equally to any entity willing to put capital to work in the real economy.</w:t>
+              <w:t xml:space="preserve">5–10% of velocity tax remitted by any entity — financial institution, manufacturer, agricultural company, hedge fund, or any other participant — is returned to that entity conditioned on deployment into qualifying productive investment: manufacturing, infrastructure, minerals, energy, housing, strategic reserves. Participation requires a designated separate account, full audit trail, and independent certification of deployment. Misuse of rebate funds carries criminal liability. No exceptions. This applies to every rebate recipient equally — Citadel, a corn processor, a regional bank, or a Fortune 500 manufacturer. The rebate is a productive investment incentive, not a reward for financial-sector participation. Anyone who puts capital to work in the real economy qualifies. Anyone who misuses it goes to jail.</w:t>
             </w:r>
           </w:p>
         </w:tc>
